--- a/docs/research/mvp/final/v02-data-plane/orchestrator-and-state.docx
+++ b/docs/research/mvp/final/v02-data-plane/orchestrator-and-state.docx
@@ -10,7 +10,7 @@
         <w:t xml:space="preserve">helix-core Orchestrator &amp; State Machine</w:t>
       </w:r>
     </w:p>
-    <w:bookmarkStart w:id="70" w:name="helix-core-orchestrator--state-machine"/>
+    <w:bookmarkStart w:id="88" w:name="helix-core-orchestrator--state-machine"/>
     <w:p>
       <w:pPr>
         <w:pStyle w:val="Heading1"/>
@@ -1932,7 +1932,7 @@
     </w:p>
     <w:bookmarkEnd w:id="11"/>
     <w:bookmarkEnd w:id="12"/>
-    <w:bookmarkStart w:id="13" w:name="Xedfc6b79d1cbb212fdb7ce57a28e70645078055"/>
+    <w:bookmarkStart w:id="16" w:name="Xedfc6b79d1cbb212fdb7ce57a28e70645078055"/>
     <w:p>
       <w:pPr>
         <w:pStyle w:val="Heading2"/>
@@ -1946,11 +1946,46 @@
         <w:pStyle w:val="FirstParagraph"/>
       </w:pPr>
       <w:r>
-        <w:rPr>
-          <w:b/>
-          <w:bCs/>
-        </w:rPr>
-        <w:t xml:space="preserve">[MERMAID RENDER FAILED — block #1]</w:t>
+        <w:drawing>
+          <wp:inline>
+            <wp:extent cx="5334000" cy="1700892"/>
+            <wp:effectExtent b="0" l="0" r="0" t="0"/>
+            <wp:docPr descr="diagram" title="" id="14" name="Picture"/>
+            <a:graphic>
+              <a:graphicData uri="http://schemas.openxmlformats.org/drawingml/2006/picture">
+                <pic:pic>
+                  <pic:nvPicPr>
+                    <pic:cNvPr descr="/tmp/.private/milosvasic/tmp.hQqzKgHiuo/img/diagram_001_fe150e702cfd.png" id="15" name="Picture"/>
+                    <pic:cNvPicPr>
+                      <a:picLocks noChangeArrowheads="1" noChangeAspect="1"/>
+                    </pic:cNvPicPr>
+                  </pic:nvPicPr>
+                  <pic:blipFill>
+                    <a:blip r:embed="rId13"/>
+                    <a:stretch>
+                      <a:fillRect/>
+                    </a:stretch>
+                  </pic:blipFill>
+                  <pic:spPr bwMode="auto">
+                    <a:xfrm>
+                      <a:off x="0" y="0"/>
+                      <a:ext cx="5334000" cy="1700892"/>
+                    </a:xfrm>
+                    <a:prstGeom prst="rect">
+                      <a:avLst/>
+                    </a:prstGeom>
+                    <a:noFill/>
+                    <a:ln w="9525">
+                      <a:noFill/>
+                      <a:headEnd/>
+                      <a:tailEnd/>
+                    </a:ln>
+                  </pic:spPr>
+                </pic:pic>
+              </a:graphicData>
+            </a:graphic>
+          </wp:inline>
+        </w:drawing>
       </w:r>
     </w:p>
     <w:p>
@@ -1980,8 +2015,8 @@
         </w:pict>
       </w:r>
     </w:p>
-    <w:bookmarkEnd w:id="13"/>
-    <w:bookmarkStart w:id="18" w:name="Xfc53f13ed0cde7629a34ca5a4d2787dfe2129e3"/>
+    <w:bookmarkEnd w:id="16"/>
+    <w:bookmarkStart w:id="24" w:name="Xfc53f13ed0cde7629a34ca5a4d2787dfe2129e3"/>
     <w:p>
       <w:pPr>
         <w:pStyle w:val="Heading2"/>
@@ -1990,7 +2025,7 @@
         <w:t xml:space="preserve">2. Top-level types &amp; lifecycle</w:t>
       </w:r>
     </w:p>
-    <w:bookmarkStart w:id="14" w:name="X2e56cdd8ba8b1540aea0fc6ed32bc3ec9cb6662"/>
+    <w:bookmarkStart w:id="17" w:name="X2e56cdd8ba8b1540aea0fc6ed32bc3ec9cb6662"/>
     <w:p>
       <w:pPr>
         <w:pStyle w:val="Heading3"/>
@@ -4878,8 +4913,8 @@
         <w:t xml:space="preserve">correct shared ownership.</w:t>
       </w:r>
     </w:p>
-    <w:bookmarkEnd w:id="14"/>
-    <w:bookmarkStart w:id="15" w:name="X13ff74c01b317cd370994c7160e7fd9b4b46453"/>
+    <w:bookmarkEnd w:id="17"/>
+    <w:bookmarkStart w:id="21" w:name="X13ff74c01b317cd370994c7160e7fd9b4b46453"/>
     <w:p>
       <w:pPr>
         <w:pStyle w:val="Heading3"/>
@@ -4893,11 +4928,46 @@
         <w:pStyle w:val="FirstParagraph"/>
       </w:pPr>
       <w:r>
-        <w:rPr>
-          <w:b/>
-          <w:bCs/>
-        </w:rPr>
-        <w:t xml:space="preserve">[MERMAID RENDER FAILED — block #2]</w:t>
+        <w:drawing>
+          <wp:inline>
+            <wp:extent cx="5334000" cy="3531053"/>
+            <wp:effectExtent b="0" l="0" r="0" t="0"/>
+            <wp:docPr descr="diagram" title="" id="19" name="Picture"/>
+            <a:graphic>
+              <a:graphicData uri="http://schemas.openxmlformats.org/drawingml/2006/picture">
+                <pic:pic>
+                  <pic:nvPicPr>
+                    <pic:cNvPr descr="/tmp/.private/milosvasic/tmp.hQqzKgHiuo/img/diagram_002_eaf23d35425d.png" id="20" name="Picture"/>
+                    <pic:cNvPicPr>
+                      <a:picLocks noChangeArrowheads="1" noChangeAspect="1"/>
+                    </pic:cNvPicPr>
+                  </pic:nvPicPr>
+                  <pic:blipFill>
+                    <a:blip r:embed="rId18"/>
+                    <a:stretch>
+                      <a:fillRect/>
+                    </a:stretch>
+                  </pic:blipFill>
+                  <pic:spPr bwMode="auto">
+                    <a:xfrm>
+                      <a:off x="0" y="0"/>
+                      <a:ext cx="5334000" cy="3531053"/>
+                    </a:xfrm>
+                    <a:prstGeom prst="rect">
+                      <a:avLst/>
+                    </a:prstGeom>
+                    <a:noFill/>
+                    <a:ln w="9525">
+                      <a:noFill/>
+                      <a:headEnd/>
+                      <a:tailEnd/>
+                    </a:ln>
+                  </pic:spPr>
+                </pic:pic>
+              </a:graphicData>
+            </a:graphic>
+          </wp:inline>
+        </w:drawing>
       </w:r>
     </w:p>
     <w:p>
@@ -4972,8 +5042,8 @@
         <w:t xml:space="preserve">so O-I10 holds without lock contention on the hot loops.</w:t>
       </w:r>
     </w:p>
-    <w:bookmarkEnd w:id="15"/>
-    <w:bookmarkStart w:id="16" w:name="X3f4d8ac436dbb841e7b83aa5420272806a6094c"/>
+    <w:bookmarkEnd w:id="21"/>
+    <w:bookmarkStart w:id="22" w:name="X3f4d8ac436dbb841e7b83aa5420272806a6094c"/>
     <w:p>
       <w:pPr>
         <w:pStyle w:val="Heading3"/>
@@ -5704,8 +5774,8 @@
         <w:t xml:space="preserve">}</w:t>
       </w:r>
     </w:p>
-    <w:bookmarkEnd w:id="16"/>
-    <w:bookmarkStart w:id="17" w:name="Xbde0fe6c210f406fdeb20e1e99277593102f408"/>
+    <w:bookmarkEnd w:id="22"/>
+    <w:bookmarkStart w:id="23" w:name="Xbde0fe6c210f406fdeb20e1e99277593102f408"/>
     <w:p>
       <w:pPr>
         <w:pStyle w:val="Heading3"/>
@@ -5981,9 +6051,9 @@
         </w:pict>
       </w:r>
     </w:p>
-    <w:bookmarkEnd w:id="17"/>
-    <w:bookmarkEnd w:id="18"/>
-    <w:bookmarkStart w:id="23" w:name="Xc8e7cd8e2230eb7c61aba7e0ad0eebef9c419dc"/>
+    <w:bookmarkEnd w:id="23"/>
+    <w:bookmarkEnd w:id="24"/>
+    <w:bookmarkStart w:id="29" w:name="Xc8e7cd8e2230eb7c61aba7e0ad0eebef9c419dc"/>
     <w:p>
       <w:pPr>
         <w:pStyle w:val="Heading2"/>
@@ -6078,7 +6148,7 @@
         <w:t xml:space="preserve">synchronous CPU work between awaits.</w:t>
       </w:r>
     </w:p>
-    <w:bookmarkStart w:id="19" w:name="Xa355c917fa6d4022d926564affbd80953e9574b"/>
+    <w:bookmarkStart w:id="25" w:name="Xa355c917fa6d4022d926564affbd80953e9574b"/>
     <w:p>
       <w:pPr>
         <w:pStyle w:val="Heading3"/>
@@ -8699,8 +8769,8 @@
         <w:t xml:space="preserve">is propagated, never silently truncated (I2) [01-DP §10].</w:t>
       </w:r>
     </w:p>
-    <w:bookmarkEnd w:id="19"/>
-    <w:bookmarkStart w:id="20" w:name="X93b12fa96a37a47643262687d748fd04d9eb3bb"/>
+    <w:bookmarkEnd w:id="25"/>
+    <w:bookmarkStart w:id="26" w:name="X93b12fa96a37a47643262687d748fd04d9eb3bb"/>
     <w:p>
       <w:pPr>
         <w:pStyle w:val="Heading3"/>
@@ -10722,8 +10792,8 @@
         <w:t xml:space="preserve">(I2 tightening, mirrors [01-LAD I2]).</w:t>
       </w:r>
     </w:p>
-    <w:bookmarkEnd w:id="20"/>
-    <w:bookmarkStart w:id="21" w:name="X2ac5a37fd1934b5ff1fd542e342643fcb74f10b"/>
+    <w:bookmarkEnd w:id="26"/>
+    <w:bookmarkStart w:id="27" w:name="X2ac5a37fd1934b5ff1fd542e342643fcb74f10b"/>
     <w:p>
       <w:pPr>
         <w:pStyle w:val="Heading3"/>
@@ -12170,8 +12240,8 @@
         <w:t xml:space="preserve">(§5.4, §7.1).</w:t>
       </w:r>
     </w:p>
-    <w:bookmarkEnd w:id="21"/>
-    <w:bookmarkStart w:id="22" w:name="X0deb4f5de53bbdb54e4b072f38acd82cc5bf2b3"/>
+    <w:bookmarkEnd w:id="27"/>
+    <w:bookmarkStart w:id="28" w:name="X0deb4f5de53bbdb54e4b072f38acd82cc5bf2b3"/>
     <w:p>
       <w:pPr>
         <w:pStyle w:val="Heading3"/>
@@ -12380,9 +12450,9 @@
         </w:pict>
       </w:r>
     </w:p>
-    <w:bookmarkEnd w:id="22"/>
-    <w:bookmarkEnd w:id="23"/>
-    <w:bookmarkStart w:id="30" w:name="X2f9c98cc998a42542fef43b31329c32456c18ba"/>
+    <w:bookmarkEnd w:id="28"/>
+    <w:bookmarkEnd w:id="29"/>
+    <w:bookmarkStart w:id="36" w:name="X2f9c98cc998a42542fef43b31329c32456c18ba"/>
     <w:p>
       <w:pPr>
         <w:pStyle w:val="Heading2"/>
@@ -12400,7 +12470,7 @@
         <w:t xml:space="preserve">)</w:t>
       </w:r>
     </w:p>
-    <w:bookmarkStart w:id="24" w:name="X3b78a1adcfa9cafaed4294eed45849917d5d615"/>
+    <w:bookmarkStart w:id="30" w:name="X3b78a1adcfa9cafaed4294eed45849917d5d615"/>
     <w:p>
       <w:pPr>
         <w:pStyle w:val="Heading3"/>
@@ -12906,8 +12976,8 @@
         <w:t xml:space="preserve">re-emit (§4.3).</w:t>
       </w:r>
     </w:p>
-    <w:bookmarkEnd w:id="24"/>
-    <w:bookmarkStart w:id="25" w:name="X6874bac10fd4198ce87a6baf0fd551083641d17"/>
+    <w:bookmarkEnd w:id="30"/>
+    <w:bookmarkStart w:id="31" w:name="X6874bac10fd4198ce87a6baf0fd551083641d17"/>
     <w:p>
       <w:pPr>
         <w:pStyle w:val="Heading3"/>
@@ -13236,8 +13306,8 @@
         <w:t xml:space="preserve">changes), so 64 slots is generous; lag only happens if a receiver is wedged.</w:t>
       </w:r>
     </w:p>
-    <w:bookmarkEnd w:id="25"/>
-    <w:bookmarkStart w:id="26" w:name="Xd1215e2589dae0ed5dc2eab1e2fedc0e4861740"/>
+    <w:bookmarkEnd w:id="31"/>
+    <w:bookmarkStart w:id="32" w:name="Xd1215e2589dae0ed5dc2eab1e2fedc0e4861740"/>
     <w:p>
       <w:pPr>
         <w:pStyle w:val="Heading3"/>
@@ -13422,8 +13492,8 @@
         <w:t xml:space="preserve">is emitted once per drop, not once per failed re-dial (§7.3).</w:t>
       </w:r>
     </w:p>
-    <w:bookmarkEnd w:id="26"/>
-    <w:bookmarkStart w:id="27" w:name="X494e0e0d4539014ea6c0a88998c6715fbd1c3b6"/>
+    <w:bookmarkEnd w:id="32"/>
+    <w:bookmarkStart w:id="33" w:name="X494e0e0d4539014ea6c0a88998c6715fbd1c3b6"/>
     <w:p>
       <w:pPr>
         <w:pStyle w:val="Heading3"/>
@@ -13863,8 +13933,8 @@
         <w:t xml:space="preserve">is reached only when the attempt is genuinely terminal (O-I10, §5.4).</w:t>
       </w:r>
     </w:p>
-    <w:bookmarkEnd w:id="27"/>
-    <w:bookmarkStart w:id="28" w:name="Xa7da8cafd4af9041b42dcb6f07746565c5bdebd"/>
+    <w:bookmarkEnd w:id="33"/>
+    <w:bookmarkStart w:id="34" w:name="Xa7da8cafd4af9041b42dcb6f07746565c5bdebd"/>
     <w:p>
       <w:pPr>
         <w:pStyle w:val="Heading3"/>
@@ -13964,8 +14034,8 @@
         <w:t xml:space="preserve">never the gateway IP. This is the data-plane half of "no-logging as code" [SYNTHESIS §7].</w:t>
       </w:r>
     </w:p>
-    <w:bookmarkEnd w:id="28"/>
-    <w:bookmarkStart w:id="29" w:name="X95d79ad718ab00eaca29f6c00dcfc865cabe46d"/>
+    <w:bookmarkEnd w:id="34"/>
+    <w:bookmarkStart w:id="35" w:name="X95d79ad718ab00eaca29f6c00dcfc865cabe46d"/>
     <w:p>
       <w:pPr>
         <w:pStyle w:val="Heading3"/>
@@ -14340,9 +14410,9 @@
         </w:pict>
       </w:r>
     </w:p>
-    <w:bookmarkEnd w:id="29"/>
-    <w:bookmarkEnd w:id="30"/>
-    <w:bookmarkStart w:id="35" w:name="Xeadff708280633de4ae5a9eba8cf62541e5cee9"/>
+    <w:bookmarkEnd w:id="35"/>
+    <w:bookmarkEnd w:id="36"/>
+    <w:bookmarkStart w:id="44" w:name="Xeadff708280633de4ae5a9eba8cf62541e5cee9"/>
     <w:p>
       <w:pPr>
         <w:pStyle w:val="Heading2"/>
@@ -14351,7 +14421,7 @@
         <w:t xml:space="preserve">5. The orchestrator state machine</w:t>
       </w:r>
     </w:p>
-    <w:bookmarkStart w:id="31" w:name="Xc1f42ee3812d018fb6a3a0ad7bba60b6d7933f3"/>
+    <w:bookmarkStart w:id="37" w:name="Xc1f42ee3812d018fb6a3a0ad7bba60b6d7933f3"/>
     <w:p>
       <w:pPr>
         <w:pStyle w:val="Heading3"/>
@@ -14877,8 +14947,8 @@
         <w:t xml:space="preserve">) off the wire.</w:t>
       </w:r>
     </w:p>
-    <w:bookmarkEnd w:id="31"/>
-    <w:bookmarkStart w:id="32" w:name="Xfc384ee1d8ed892d5c639a20c5fe9dd656df375"/>
+    <w:bookmarkEnd w:id="37"/>
+    <w:bookmarkStart w:id="41" w:name="Xfc384ee1d8ed892d5c639a20c5fe9dd656df375"/>
     <w:p>
       <w:pPr>
         <w:pStyle w:val="Heading3"/>
@@ -14892,15 +14962,50 @@
         <w:pStyle w:val="FirstParagraph"/>
       </w:pPr>
       <w:r>
-        <w:rPr>
-          <w:b/>
-          <w:bCs/>
-        </w:rPr>
-        <w:t xml:space="preserve">[MERMAID RENDER FAILED — block #3]</w:t>
+        <w:drawing>
+          <wp:inline>
+            <wp:extent cx="5334000" cy="3857625"/>
+            <wp:effectExtent b="0" l="0" r="0" t="0"/>
+            <wp:docPr descr="diagram" title="" id="39" name="Picture"/>
+            <a:graphic>
+              <a:graphicData uri="http://schemas.openxmlformats.org/drawingml/2006/picture">
+                <pic:pic>
+                  <pic:nvPicPr>
+                    <pic:cNvPr descr="/tmp/.private/milosvasic/tmp.hQqzKgHiuo/img/diagram_003_c4c24ab1f28f.png" id="40" name="Picture"/>
+                    <pic:cNvPicPr>
+                      <a:picLocks noChangeArrowheads="1" noChangeAspect="1"/>
+                    </pic:cNvPicPr>
+                  </pic:nvPicPr>
+                  <pic:blipFill>
+                    <a:blip r:embed="rId38"/>
+                    <a:stretch>
+                      <a:fillRect/>
+                    </a:stretch>
+                  </pic:blipFill>
+                  <pic:spPr bwMode="auto">
+                    <a:xfrm>
+                      <a:off x="0" y="0"/>
+                      <a:ext cx="5334000" cy="3857625"/>
+                    </a:xfrm>
+                    <a:prstGeom prst="rect">
+                      <a:avLst/>
+                    </a:prstGeom>
+                    <a:noFill/>
+                    <a:ln w="9525">
+                      <a:noFill/>
+                      <a:headEnd/>
+                      <a:tailEnd/>
+                    </a:ln>
+                  </pic:spPr>
+                </pic:pic>
+              </a:graphicData>
+            </a:graphic>
+          </wp:inline>
+        </w:drawing>
       </w:r>
     </w:p>
-    <w:bookmarkEnd w:id="32"/>
-    <w:bookmarkStart w:id="33" w:name="X7fed64d9e4586029ab83808a76d4c77f24a6991"/>
+    <w:bookmarkEnd w:id="41"/>
+    <w:bookmarkStart w:id="42" w:name="X7fed64d9e4586029ab83808a76d4c77f24a6991"/>
     <w:p>
       <w:pPr>
         <w:pStyle w:val="Heading3"/>
@@ -16008,8 +16113,8 @@
         <w:t xml:space="preserve">before the firewall opened.</w:t>
       </w:r>
     </w:p>
-    <w:bookmarkEnd w:id="33"/>
-    <w:bookmarkStart w:id="34" w:name="Xd0fbf9d65e0cc09b4a4377543f1fac113818db3"/>
+    <w:bookmarkEnd w:id="42"/>
+    <w:bookmarkStart w:id="43" w:name="Xd0fbf9d65e0cc09b4a4377543f1fac113818db3"/>
     <w:p>
       <w:pPr>
         <w:pStyle w:val="Heading3"/>
@@ -16384,9 +16489,9 @@
         </w:pict>
       </w:r>
     </w:p>
-    <w:bookmarkEnd w:id="34"/>
-    <w:bookmarkEnd w:id="35"/>
-    <w:bookmarkStart w:id="42" w:name="X271ee9d17226f34a3b557e9087315ca8ada8fe2"/>
+    <w:bookmarkEnd w:id="43"/>
+    <w:bookmarkEnd w:id="44"/>
+    <w:bookmarkStart w:id="54" w:name="X271ee9d17226f34a3b557e9087315ca8ada8fe2"/>
     <w:p>
       <w:pPr>
         <w:pStyle w:val="Heading2"/>
@@ -16395,7 +16500,7 @@
         <w:t xml:space="preserve">6. Network-map reconciliation</w:t>
       </w:r>
     </w:p>
-    <w:bookmarkStart w:id="36" w:name="Xb09cf27c728784ff6095e74e12eeed9014a082f"/>
+    <w:bookmarkStart w:id="45" w:name="Xb09cf27c728784ff6095e74e12eeed9014a082f"/>
     <w:p>
       <w:pPr>
         <w:pStyle w:val="Heading3"/>
@@ -16540,8 +16645,8 @@
         <w:t xml:space="preserve">[04_ARCH §4.4].</w:t>
       </w:r>
     </w:p>
-    <w:bookmarkEnd w:id="36"/>
-    <w:bookmarkStart w:id="37" w:name="Xdc91899bf86d5ec1462eab7ed76d8b67e151893"/>
+    <w:bookmarkEnd w:id="45"/>
+    <w:bookmarkStart w:id="46" w:name="Xdc91899bf86d5ec1462eab7ed76d8b67e151893"/>
     <w:p>
       <w:pPr>
         <w:pStyle w:val="Heading3"/>
@@ -17236,8 +17341,8 @@
         <w:t xml:space="preserve">}</w:t>
       </w:r>
     </w:p>
-    <w:bookmarkEnd w:id="37"/>
-    <w:bookmarkStart w:id="38" w:name="Xbe5ec74473b16cb1f1bcdb7b3cb4e306637e3a5"/>
+    <w:bookmarkEnd w:id="46"/>
+    <w:bookmarkStart w:id="47" w:name="Xbe5ec74473b16cb1f1bcdb7b3cb4e306637e3a5"/>
     <w:p>
       <w:pPr>
         <w:pStyle w:val="Heading3"/>
@@ -17866,8 +17971,8 @@
         <w:t xml:space="preserve">}</w:t>
       </w:r>
     </w:p>
-    <w:bookmarkEnd w:id="38"/>
-    <w:bookmarkStart w:id="39" w:name="Xf3098ca134411849ca50273581f81a971168aa0"/>
+    <w:bookmarkEnd w:id="47"/>
+    <w:bookmarkStart w:id="51" w:name="Xf3098ca134411849ca50273581f81a971168aa0"/>
     <w:p>
       <w:pPr>
         <w:pStyle w:val="Heading3"/>
@@ -17881,11 +17986,46 @@
         <w:pStyle w:val="FirstParagraph"/>
       </w:pPr>
       <w:r>
-        <w:rPr>
-          <w:b/>
-          <w:bCs/>
-        </w:rPr>
-        <w:t xml:space="preserve">[MERMAID RENDER FAILED — block #4]</w:t>
+        <w:drawing>
+          <wp:inline>
+            <wp:extent cx="5334000" cy="1537607"/>
+            <wp:effectExtent b="0" l="0" r="0" t="0"/>
+            <wp:docPr descr="diagram" title="" id="49" name="Picture"/>
+            <a:graphic>
+              <a:graphicData uri="http://schemas.openxmlformats.org/drawingml/2006/picture">
+                <pic:pic>
+                  <pic:nvPicPr>
+                    <pic:cNvPr descr="/tmp/.private/milosvasic/tmp.hQqzKgHiuo/img/diagram_004_aa40374a0167.png" id="50" name="Picture"/>
+                    <pic:cNvPicPr>
+                      <a:picLocks noChangeArrowheads="1" noChangeAspect="1"/>
+                    </pic:cNvPicPr>
+                  </pic:nvPicPr>
+                  <pic:blipFill>
+                    <a:blip r:embed="rId48"/>
+                    <a:stretch>
+                      <a:fillRect/>
+                    </a:stretch>
+                  </pic:blipFill>
+                  <pic:spPr bwMode="auto">
+                    <a:xfrm>
+                      <a:off x="0" y="0"/>
+                      <a:ext cx="5334000" cy="1537607"/>
+                    </a:xfrm>
+                    <a:prstGeom prst="rect">
+                      <a:avLst/>
+                    </a:prstGeom>
+                    <a:noFill/>
+                    <a:ln w="9525">
+                      <a:noFill/>
+                      <a:headEnd/>
+                      <a:tailEnd/>
+                    </a:ln>
+                  </pic:spPr>
+                </pic:pic>
+              </a:graphicData>
+            </a:graphic>
+          </wp:inline>
+        </w:drawing>
       </w:r>
     </w:p>
     <w:p>
@@ -18006,8 +18146,8 @@
         <w:t xml:space="preserve">"policy edit &lt; 1 s, no restart" MVP gate (AC5) [04_P1 §11.2].</w:t>
       </w:r>
     </w:p>
-    <w:bookmarkEnd w:id="39"/>
-    <w:bookmarkStart w:id="40" w:name="X131bcbb21c74fe0e70dc9053f9ee425daef9a88"/>
+    <w:bookmarkEnd w:id="51"/>
+    <w:bookmarkStart w:id="52" w:name="X131bcbb21c74fe0e70dc9053f9ee425daef9a88"/>
     <w:p>
       <w:pPr>
         <w:pStyle w:val="Heading3"/>
@@ -18076,8 +18216,8 @@
         <w:t xml:space="preserve">never tears the tunnel.</w:t>
       </w:r>
     </w:p>
-    <w:bookmarkEnd w:id="40"/>
-    <w:bookmarkStart w:id="41" w:name="Xcb67d1aef56590ea68673f3c9abbe538dc0cd1c"/>
+    <w:bookmarkEnd w:id="52"/>
+    <w:bookmarkStart w:id="53" w:name="Xcb67d1aef56590ea68673f3c9abbe538dc0cd1c"/>
     <w:p>
       <w:pPr>
         <w:pStyle w:val="Heading3"/>
@@ -18191,9 +18331,9 @@
         </w:pict>
       </w:r>
     </w:p>
-    <w:bookmarkEnd w:id="41"/>
-    <w:bookmarkEnd w:id="42"/>
-    <w:bookmarkStart w:id="48" w:name="Xe774f2e3edd70ec87265323ecba18ad503ffccc"/>
+    <w:bookmarkEnd w:id="53"/>
+    <w:bookmarkEnd w:id="54"/>
+    <w:bookmarkStart w:id="63" w:name="Xe774f2e3edd70ec87265323ecba18ad503ffccc"/>
     <w:p>
       <w:pPr>
         <w:pStyle w:val="Heading2"/>
@@ -18202,7 +18342,7 @@
         <w:t xml:space="preserve">7. Reconnection backoff state machine</w:t>
       </w:r>
     </w:p>
-    <w:bookmarkStart w:id="43" w:name="X186716f15ec9d2870bb7eba7f2eed1ebae4f7a8"/>
+    <w:bookmarkStart w:id="55" w:name="X186716f15ec9d2870bb7eba7f2eed1ebae4f7a8"/>
     <w:p>
       <w:pPr>
         <w:pStyle w:val="Heading3"/>
@@ -18301,8 +18441,8 @@
         <w:t xml:space="preserve">for an interface flap / roam [04_P0 §8].</w:t>
       </w:r>
     </w:p>
-    <w:bookmarkEnd w:id="43"/>
-    <w:bookmarkStart w:id="44" w:name="X36aaf3214c1452e5b17fdd0411e1b144d53051b"/>
+    <w:bookmarkEnd w:id="55"/>
+    <w:bookmarkStart w:id="56" w:name="X36aaf3214c1452e5b17fdd0411e1b144d53051b"/>
     <w:p>
       <w:pPr>
         <w:pStyle w:val="Heading3"/>
@@ -18986,8 +19126,8 @@
         <w:t xml:space="preserve">network climbs toward the 30 s cap.</w:t>
       </w:r>
     </w:p>
-    <w:bookmarkEnd w:id="44"/>
-    <w:bookmarkStart w:id="45" w:name="X17c292673808ea400f0d427e96cf148fc11ec65"/>
+    <w:bookmarkEnd w:id="56"/>
+    <w:bookmarkStart w:id="60" w:name="X17c292673808ea400f0d427e96cf148fc11ec65"/>
     <w:p>
       <w:pPr>
         <w:pStyle w:val="Heading3"/>
@@ -19001,11 +19141,46 @@
         <w:pStyle w:val="FirstParagraph"/>
       </w:pPr>
       <w:r>
-        <w:rPr>
-          <w:b/>
-          <w:bCs/>
-        </w:rPr>
-        <w:t xml:space="preserve">[MERMAID RENDER FAILED — block #5]</w:t>
+        <w:drawing>
+          <wp:inline>
+            <wp:extent cx="5334000" cy="4687660"/>
+            <wp:effectExtent b="0" l="0" r="0" t="0"/>
+            <wp:docPr descr="diagram" title="" id="58" name="Picture"/>
+            <a:graphic>
+              <a:graphicData uri="http://schemas.openxmlformats.org/drawingml/2006/picture">
+                <pic:pic>
+                  <pic:nvPicPr>
+                    <pic:cNvPr descr="/tmp/.private/milosvasic/tmp.hQqzKgHiuo/img/diagram_005_a5134ac82b4b.png" id="59" name="Picture"/>
+                    <pic:cNvPicPr>
+                      <a:picLocks noChangeArrowheads="1" noChangeAspect="1"/>
+                    </pic:cNvPicPr>
+                  </pic:nvPicPr>
+                  <pic:blipFill>
+                    <a:blip r:embed="rId57"/>
+                    <a:stretch>
+                      <a:fillRect/>
+                    </a:stretch>
+                  </pic:blipFill>
+                  <pic:spPr bwMode="auto">
+                    <a:xfrm>
+                      <a:off x="0" y="0"/>
+                      <a:ext cx="5334000" cy="4687660"/>
+                    </a:xfrm>
+                    <a:prstGeom prst="rect">
+                      <a:avLst/>
+                    </a:prstGeom>
+                    <a:noFill/>
+                    <a:ln w="9525">
+                      <a:noFill/>
+                      <a:headEnd/>
+                      <a:tailEnd/>
+                    </a:ln>
+                  </pic:spPr>
+                </pic:pic>
+              </a:graphicData>
+            </a:graphic>
+          </wp:inline>
+        </w:drawing>
       </w:r>
     </w:p>
     <w:p>
@@ -19137,8 +19312,8 @@
         <w:t xml:space="preserve">.</w:t>
       </w:r>
     </w:p>
-    <w:bookmarkEnd w:id="45"/>
-    <w:bookmarkStart w:id="46" w:name="Xfabd89b787b51a1c98661e274b818fdace32b5b"/>
+    <w:bookmarkEnd w:id="60"/>
+    <w:bookmarkStart w:id="61" w:name="Xfabd89b787b51a1c98661e274b818fdace32b5b"/>
     <w:p>
       <w:pPr>
         <w:pStyle w:val="Heading3"/>
@@ -19357,8 +19532,8 @@
         <w:t xml:space="preserve">(L-I7 [01-LAD §8]).</w:t>
       </w:r>
     </w:p>
-    <w:bookmarkEnd w:id="46"/>
-    <w:bookmarkStart w:id="47" w:name="Xa40ff0ebfe8925091f90ad2f0b987bf224553ca"/>
+    <w:bookmarkEnd w:id="61"/>
+    <w:bookmarkStart w:id="62" w:name="Xa40ff0ebfe8925091f90ad2f0b987bf224553ca"/>
     <w:p>
       <w:pPr>
         <w:pStyle w:val="Heading3"/>
@@ -19525,9 +19700,9 @@
         </w:pict>
       </w:r>
     </w:p>
-    <w:bookmarkEnd w:id="47"/>
-    <w:bookmarkEnd w:id="48"/>
-    <w:bookmarkStart w:id="56" w:name="Xca59b08881827b0af3e8cb75f6768a6e7030d25"/>
+    <w:bookmarkEnd w:id="62"/>
+    <w:bookmarkEnd w:id="63"/>
+    <w:bookmarkStart w:id="74" w:name="Xca59b08881827b0af3e8cb75f6768a6e7030d25"/>
     <w:p>
       <w:pPr>
         <w:pStyle w:val="Heading2"/>
@@ -19536,7 +19711,7 @@
         <w:t xml:space="preserve">8. Kill-switch + DNS coupling</w:t>
       </w:r>
     </w:p>
-    <w:bookmarkStart w:id="49" w:name="Xad77bf6f6cb70b24626ff4aec36563228fd2c49"/>
+    <w:bookmarkStart w:id="64" w:name="Xad77bf6f6cb70b24626ff4aec36563228fd2c49"/>
     <w:p>
       <w:pPr>
         <w:pStyle w:val="Heading3"/>
@@ -19605,8 +19780,8 @@
         <w:t xml:space="preserve">still points at the tunnel.</w:t>
       </w:r>
     </w:p>
-    <w:bookmarkEnd w:id="49"/>
-    <w:bookmarkStart w:id="50" w:name="X1911dafc309298acbae964b643611c8a2cfaf28"/>
+    <w:bookmarkEnd w:id="64"/>
+    <w:bookmarkStart w:id="65" w:name="X1911dafc309298acbae964b643611c8a2cfaf28"/>
     <w:p>
       <w:pPr>
         <w:pStyle w:val="Heading3"/>
@@ -20146,8 +20321,8 @@
         <w:t xml:space="preserve">with a believed-but-unverified kill-switch (§11.4.6).</w:t>
       </w:r>
     </w:p>
-    <w:bookmarkEnd w:id="50"/>
-    <w:bookmarkStart w:id="51" w:name="Xe1add9433f7049f75cbde817d8b4b8dd63042b4"/>
+    <w:bookmarkEnd w:id="65"/>
+    <w:bookmarkStart w:id="66" w:name="Xe1add9433f7049f75cbde817d8b4b8dd63042b4"/>
     <w:p>
       <w:pPr>
         <w:pStyle w:val="Heading3"/>
@@ -20504,8 +20679,8 @@
         <w:t xml:space="preserve">reverts to system resolvers (§8.6).</w:t>
       </w:r>
     </w:p>
-    <w:bookmarkEnd w:id="51"/>
-    <w:bookmarkStart w:id="52" w:name="X2a79f6175864c08a0461ce2ad0544e9f329360f"/>
+    <w:bookmarkEnd w:id="66"/>
+    <w:bookmarkStart w:id="67" w:name="X2a79f6175864c08a0461ce2ad0544e9f329360f"/>
     <w:p>
       <w:pPr>
         <w:pStyle w:val="Heading3"/>
@@ -20961,8 +21136,8 @@
         </w:tc>
       </w:tr>
     </w:tbl>
-    <w:bookmarkEnd w:id="52"/>
-    <w:bookmarkStart w:id="53" w:name="X67796df1d1b3874516652c96b9df21b75fff13a"/>
+    <w:bookmarkEnd w:id="67"/>
+    <w:bookmarkStart w:id="68" w:name="X67796df1d1b3874516652c96b9df21b75fff13a"/>
     <w:p>
       <w:pPr>
         <w:pStyle w:val="Heading3"/>
@@ -21071,8 +21246,8 @@
         <w:t xml:space="preserve">again.</w:t>
       </w:r>
     </w:p>
-    <w:bookmarkEnd w:id="53"/>
-    <w:bookmarkStart w:id="54" w:name="X2a48d0ca79822bedc08ee00435ff94996d0ffbd"/>
+    <w:bookmarkEnd w:id="68"/>
+    <w:bookmarkStart w:id="69" w:name="X2a48d0ca79822bedc08ee00435ff94996d0ffbd"/>
     <w:p>
       <w:pPr>
         <w:pStyle w:val="Heading3"/>
@@ -21211,8 +21386,8 @@
         <w:t xml:space="preserve">"no leaks if the tunnel drops" guarantee [04_ARCH §5.6].</w:t>
       </w:r>
     </w:p>
-    <w:bookmarkEnd w:id="54"/>
-    <w:bookmarkStart w:id="55" w:name="X0e3027bb427bb79f88108f294a7ef663d94b9e8"/>
+    <w:bookmarkEnd w:id="69"/>
+    <w:bookmarkStart w:id="73" w:name="X0e3027bb427bb79f88108f294a7ef663d94b9e8"/>
     <w:p>
       <w:pPr>
         <w:pStyle w:val="Heading3"/>
@@ -21226,11 +21401,46 @@
         <w:pStyle w:val="FirstParagraph"/>
       </w:pPr>
       <w:r>
-        <w:rPr>
-          <w:b/>
-          <w:bCs/>
-        </w:rPr>
-        <w:t xml:space="preserve">[MERMAID RENDER FAILED — block #6]</w:t>
+        <w:drawing>
+          <wp:inline>
+            <wp:extent cx="5334000" cy="2707821"/>
+            <wp:effectExtent b="0" l="0" r="0" t="0"/>
+            <wp:docPr descr="diagram" title="" id="71" name="Picture"/>
+            <a:graphic>
+              <a:graphicData uri="http://schemas.openxmlformats.org/drawingml/2006/picture">
+                <pic:pic>
+                  <pic:nvPicPr>
+                    <pic:cNvPr descr="/tmp/.private/milosvasic/tmp.hQqzKgHiuo/img/diagram_006_c391d221d8fd.png" id="72" name="Picture"/>
+                    <pic:cNvPicPr>
+                      <a:picLocks noChangeArrowheads="1" noChangeAspect="1"/>
+                    </pic:cNvPicPr>
+                  </pic:nvPicPr>
+                  <pic:blipFill>
+                    <a:blip r:embed="rId70"/>
+                    <a:stretch>
+                      <a:fillRect/>
+                    </a:stretch>
+                  </pic:blipFill>
+                  <pic:spPr bwMode="auto">
+                    <a:xfrm>
+                      <a:off x="0" y="0"/>
+                      <a:ext cx="5334000" cy="2707821"/>
+                    </a:xfrm>
+                    <a:prstGeom prst="rect">
+                      <a:avLst/>
+                    </a:prstGeom>
+                    <a:noFill/>
+                    <a:ln w="9525">
+                      <a:noFill/>
+                      <a:headEnd/>
+                      <a:tailEnd/>
+                    </a:ln>
+                  </pic:spPr>
+                </pic:pic>
+              </a:graphicData>
+            </a:graphic>
+          </wp:inline>
+        </w:drawing>
       </w:r>
     </w:p>
     <w:p>
@@ -21240,9 +21450,9 @@
         </w:pict>
       </w:r>
     </w:p>
-    <w:bookmarkEnd w:id="55"/>
-    <w:bookmarkEnd w:id="56"/>
-    <w:bookmarkStart w:id="61" w:name="Xcf046927735db5096080f0d38fd093c90af080f"/>
+    <w:bookmarkEnd w:id="73"/>
+    <w:bookmarkEnd w:id="74"/>
+    <w:bookmarkStart w:id="79" w:name="Xcf046927735db5096080f0d38fd093c90af080f"/>
     <w:p>
       <w:pPr>
         <w:pStyle w:val="Heading2"/>
@@ -21260,7 +21470,7 @@
         <w:t xml:space="preserve">)</w:t>
       </w:r>
     </w:p>
-    <w:bookmarkStart w:id="57" w:name="X4a36139a6a4e9ee4488be6c49a158bd4a4396b1"/>
+    <w:bookmarkStart w:id="75" w:name="X4a36139a6a4e9ee4488be6c49a158bd4a4396b1"/>
     <w:p>
       <w:pPr>
         <w:pStyle w:val="Heading3"/>
@@ -21457,8 +21667,8 @@
         <w:t xml:space="preserve">connections (the founding no-port-forward constraint [SYNTHESIS §1]).</w:t>
       </w:r>
     </w:p>
-    <w:bookmarkEnd w:id="57"/>
-    <w:bookmarkStart w:id="58" w:name="X78405822ca85f937fff584f1ef13de6823c6061"/>
+    <w:bookmarkEnd w:id="75"/>
+    <w:bookmarkStart w:id="76" w:name="X78405822ca85f937fff584f1ef13de6823c6061"/>
     <w:p>
       <w:pPr>
         <w:pStyle w:val="Heading3"/>
@@ -22051,8 +22261,8 @@
         <w:t xml:space="preserve">next inbound packet regardless of source) so loop A's body is unchanged (O-I13).</w:t>
       </w:r>
     </w:p>
-    <w:bookmarkEnd w:id="58"/>
-    <w:bookmarkStart w:id="59" w:name="X0ac6685f9cfa182c01d2eec5eb85348970ba453"/>
+    <w:bookmarkEnd w:id="76"/>
+    <w:bookmarkStart w:id="77" w:name="X0ac6685f9cfa182c01d2eec5eb85348970ba453"/>
     <w:p>
       <w:pPr>
         <w:pStyle w:val="Heading3"/>
@@ -22139,8 +22349,8 @@
         <w:t xml:space="preserve">[01-DP §7].</w:t>
       </w:r>
     </w:p>
-    <w:bookmarkEnd w:id="59"/>
-    <w:bookmarkStart w:id="60" w:name="X81c2d8e1e64a3ab145fbc497739e755ddc1da9a"/>
+    <w:bookmarkEnd w:id="77"/>
+    <w:bookmarkStart w:id="78" w:name="X81c2d8e1e64a3ab145fbc497739e755ddc1da9a"/>
     <w:p>
       <w:pPr>
         <w:pStyle w:val="Heading3"/>
@@ -22273,9 +22483,9 @@
         </w:pict>
       </w:r>
     </w:p>
-    <w:bookmarkEnd w:id="60"/>
-    <w:bookmarkEnd w:id="61"/>
-    <w:bookmarkStart w:id="62" w:name="X40b4d5a9eb284563b1a54d69f466a7d60c932cf"/>
+    <w:bookmarkEnd w:id="78"/>
+    <w:bookmarkEnd w:id="79"/>
+    <w:bookmarkStart w:id="80" w:name="X40b4d5a9eb284563b1a54d69f466a7d60c932cf"/>
     <w:p>
       <w:pPr>
         <w:pStyle w:val="Heading2"/>
@@ -23250,8 +23460,8 @@
         </w:pict>
       </w:r>
     </w:p>
-    <w:bookmarkEnd w:id="62"/>
-    <w:bookmarkStart w:id="63" w:name="Xb5803096d653bcf690dcfc040269196ba58a08e"/>
+    <w:bookmarkEnd w:id="80"/>
+    <w:bookmarkStart w:id="81" w:name="Xb5803096d653bcf690dcfc040269196ba58a08e"/>
     <w:p>
       <w:pPr>
         <w:pStyle w:val="Heading2"/>
@@ -24145,8 +24355,8 @@
         </w:pict>
       </w:r>
     </w:p>
-    <w:bookmarkEnd w:id="63"/>
-    <w:bookmarkStart w:id="64" w:name="Xe7853388fc593308e0fae54d804539e91252c8d"/>
+    <w:bookmarkEnd w:id="81"/>
+    <w:bookmarkStart w:id="82" w:name="Xe7853388fc593308e0fae54d804539e91252c8d"/>
     <w:p>
       <w:pPr>
         <w:pStyle w:val="Heading2"/>
@@ -24818,8 +25028,8 @@
         </w:pict>
       </w:r>
     </w:p>
-    <w:bookmarkEnd w:id="64"/>
-    <w:bookmarkStart w:id="67" w:name="X1e268c0958f2e1b5e69420b31910aa3d429a477"/>
+    <w:bookmarkEnd w:id="82"/>
+    <w:bookmarkStart w:id="85" w:name="X1e268c0958f2e1b5e69420b31910aa3d429a477"/>
     <w:p>
       <w:pPr>
         <w:pStyle w:val="Heading2"/>
@@ -24828,7 +25038,7 @@
         <w:t xml:space="preserve">13. Security &amp; performance</w:t>
       </w:r>
     </w:p>
-    <w:bookmarkStart w:id="65" w:name="Xff4aff7f5ece824c0221c569517a877f965a4b6"/>
+    <w:bookmarkStart w:id="83" w:name="Xff4aff7f5ece824c0221c569517a877f965a4b6"/>
     <w:p>
       <w:pPr>
         <w:pStyle w:val="Heading3"/>
@@ -25137,8 +25347,8 @@
         <w:t xml:space="preserve">capped so a flapping gateway cannot induce a CPU storm.</w:t>
       </w:r>
     </w:p>
-    <w:bookmarkEnd w:id="65"/>
-    <w:bookmarkStart w:id="66" w:name="Xcb26edd3ff568c7e54ed9451a0b7d1ffe26a3a5"/>
+    <w:bookmarkEnd w:id="83"/>
+    <w:bookmarkStart w:id="84" w:name="Xcb26edd3ff568c7e54ed9451a0b7d1ffe26a3a5"/>
     <w:p>
       <w:pPr>
         <w:pStyle w:val="Heading3"/>
@@ -25517,9 +25727,9 @@
         </w:pict>
       </w:r>
     </w:p>
-    <w:bookmarkEnd w:id="66"/>
-    <w:bookmarkEnd w:id="67"/>
-    <w:bookmarkStart w:id="68" w:name="X89745c71471522a502c37bf17abedb231ce6def"/>
+    <w:bookmarkEnd w:id="84"/>
+    <w:bookmarkEnd w:id="85"/>
+    <w:bookmarkStart w:id="86" w:name="X89745c71471522a502c37bf17abedb231ce6def"/>
     <w:p>
       <w:pPr>
         <w:pStyle w:val="Heading2"/>
@@ -27026,8 +27236,8 @@
         </w:pict>
       </w:r>
     </w:p>
-    <w:bookmarkEnd w:id="68"/>
-    <w:bookmarkStart w:id="69" w:name="Xfe000882b0db4e7671276fb397eceb4a2fd6069"/>
+    <w:bookmarkEnd w:id="86"/>
+    <w:bookmarkStart w:id="87" w:name="Xfe000882b0db4e7671276fb397eceb4a2fd6069"/>
     <w:p>
       <w:pPr>
         <w:pStyle w:val="Heading2"/>
@@ -27598,8 +27808,8 @@
         <w:t xml:space="preserve">implementations may evolve, their shapes may not.</w:t>
       </w:r>
     </w:p>
-    <w:bookmarkEnd w:id="69"/>
-    <w:bookmarkEnd w:id="70"/>
+    <w:bookmarkEnd w:id="87"/>
+    <w:bookmarkEnd w:id="88"/>
     <w:sectPr>
       <w:footnotePr>
         <w:numRestart w:val="eachSect"/>
